--- a/resources/dist/mapmaker/sheets/roads-trails-and-rails-west-teacher-notes-en.docx
+++ b/resources/dist/mapmaker/sheets/roads-trails-and-rails-west-teacher-notes-en.docx
@@ -45,7 +45,7 @@
         </w:rPr>
         <w:t xml:space="preserve">Map: </w:t>
       </w:r>
-      <w:hyperlink w:history="1" r:id="rId4i13yyylcetqgqvedzzo3">
+      <w:hyperlink w:history="1" r:id="rIdjz2dtat407werydlimzxm">
         <w:r>
           <w:rPr>
             <w:color w:val="0A4FA8"/>
@@ -307,7 +307,7 @@
         </w:numPr>
         <w:spacing w:after="60"/>
       </w:pPr>
-      <w:hyperlink w:history="1" r:id="rIdldlo63vd1ij_l2gbpolbo">
+      <w:hyperlink w:history="1" r:id="rIdm8g-jkesaknaxlgtpheoj">
         <w:r>
           <w:rPr>
             <w:color w:val="0A4FA8"/>
@@ -329,7 +329,7 @@
         </w:numPr>
         <w:spacing w:after="60"/>
       </w:pPr>
-      <w:hyperlink w:history="1" r:id="rIdhpqq_mnyyvgl7j7czhigb">
+      <w:hyperlink w:history="1" r:id="rId4sxffawbx4wuplbl_n1bs">
         <w:r>
           <w:rPr>
             <w:color w:val="0A4FA8"/>
@@ -351,7 +351,7 @@
         </w:numPr>
         <w:spacing w:after="60"/>
       </w:pPr>
-      <w:hyperlink w:history="1" r:id="rIdfvp2nk5rtk6i-wfmakakf">
+      <w:hyperlink w:history="1" r:id="rIde9qsy1g5qitfufryv1rb1">
         <w:r>
           <w:rPr>
             <w:color w:val="0A4FA8"/>

--- a/resources/dist/mapmaker/sheets/roads-trails-and-rails-west-teacher-notes-en.docx
+++ b/resources/dist/mapmaker/sheets/roads-trails-and-rails-west-teacher-notes-en.docx
@@ -45,7 +45,7 @@
         </w:rPr>
         <w:t xml:space="preserve">Map: </w:t>
       </w:r>
-      <w:hyperlink w:history="1" r:id="rIdjz2dtat407werydlimzxm">
+      <w:hyperlink w:history="1" r:id="rIdic7yo1ya1o1-oh8uyab0h">
         <w:r>
           <w:rPr>
             <w:color w:val="0A4FA8"/>
@@ -307,7 +307,7 @@
         </w:numPr>
         <w:spacing w:after="60"/>
       </w:pPr>
-      <w:hyperlink w:history="1" r:id="rIdm8g-jkesaknaxlgtpheoj">
+      <w:hyperlink w:history="1" r:id="rIdi9nmpsniupgsem4r-i8ay">
         <w:r>
           <w:rPr>
             <w:color w:val="0A4FA8"/>
@@ -329,7 +329,7 @@
         </w:numPr>
         <w:spacing w:after="60"/>
       </w:pPr>
-      <w:hyperlink w:history="1" r:id="rId4sxffawbx4wuplbl_n1bs">
+      <w:hyperlink w:history="1" r:id="rIddcf4lgte1i-ksbya1u9tk">
         <w:r>
           <w:rPr>
             <w:color w:val="0A4FA8"/>
@@ -351,7 +351,7 @@
         </w:numPr>
         <w:spacing w:after="60"/>
       </w:pPr>
-      <w:hyperlink w:history="1" r:id="rIde9qsy1g5qitfufryv1rb1">
+      <w:hyperlink w:history="1" r:id="rIdfo9ck_opzem1mykqfkwmp">
         <w:r>
           <w:rPr>
             <w:color w:val="0A4FA8"/>

--- a/resources/dist/mapmaker/sheets/roads-trails-and-rails-west-teacher-notes-en.docx
+++ b/resources/dist/mapmaker/sheets/roads-trails-and-rails-west-teacher-notes-en.docx
@@ -45,7 +45,7 @@
         </w:rPr>
         <w:t xml:space="preserve">Map: </w:t>
       </w:r>
-      <w:hyperlink w:history="1" r:id="rIdic7yo1ya1o1-oh8uyab0h">
+      <w:hyperlink w:history="1" r:id="rIdljgvjti1kk_rdascpkou0">
         <w:r>
           <w:rPr>
             <w:color w:val="0A4FA8"/>
@@ -307,7 +307,7 @@
         </w:numPr>
         <w:spacing w:after="60"/>
       </w:pPr>
-      <w:hyperlink w:history="1" r:id="rIdi9nmpsniupgsem4r-i8ay">
+      <w:hyperlink w:history="1" r:id="rIdtd1y7rp6-qcpflllue89t">
         <w:r>
           <w:rPr>
             <w:color w:val="0A4FA8"/>
@@ -329,7 +329,7 @@
         </w:numPr>
         <w:spacing w:after="60"/>
       </w:pPr>
-      <w:hyperlink w:history="1" r:id="rIddcf4lgte1i-ksbya1u9tk">
+      <w:hyperlink w:history="1" r:id="rIdqlzsvtwsxtcjgpsm5jtcb">
         <w:r>
           <w:rPr>
             <w:color w:val="0A4FA8"/>
@@ -351,7 +351,7 @@
         </w:numPr>
         <w:spacing w:after="60"/>
       </w:pPr>
-      <w:hyperlink w:history="1" r:id="rIdfo9ck_opzem1mykqfkwmp">
+      <w:hyperlink w:history="1" r:id="rId4dqt0gww6azmrpscmql4r">
         <w:r>
           <w:rPr>
             <w:color w:val="0A4FA8"/>
@@ -3251,7 +3251,7 @@
       <w:pStyle w:val="Credits"/>
     </w:pPr>
     <w:r>
-      <w:t xml:space="preserve">Teacher notes: Roads, Trails, and Rails West, 0.7.0. For teachers.</w:t>
+      <w:t xml:space="preserve">Teacher notes: Roads, Trails, and Rails West, 0.7.1. For teachers.</w:t>
     </w:r>
   </w:p>
 </w:ftr>

--- a/resources/dist/mapmaker/sheets/roads-trails-and-rails-west-teacher-notes-en.docx
+++ b/resources/dist/mapmaker/sheets/roads-trails-and-rails-west-teacher-notes-en.docx
@@ -45,7 +45,7 @@
         </w:rPr>
         <w:t xml:space="preserve">Map: </w:t>
       </w:r>
-      <w:hyperlink w:history="1" r:id="rIdljgvjti1kk_rdascpkou0">
+      <w:hyperlink w:history="1" r:id="rIdvn-97yucvkflco2pfzenb">
         <w:r>
           <w:rPr>
             <w:color w:val="0A4FA8"/>
@@ -307,7 +307,7 @@
         </w:numPr>
         <w:spacing w:after="60"/>
       </w:pPr>
-      <w:hyperlink w:history="1" r:id="rIdtd1y7rp6-qcpflllue89t">
+      <w:hyperlink w:history="1" r:id="rIdvfgnwq_zt-u1vme0owvf6">
         <w:r>
           <w:rPr>
             <w:color w:val="0A4FA8"/>
@@ -329,7 +329,7 @@
         </w:numPr>
         <w:spacing w:after="60"/>
       </w:pPr>
-      <w:hyperlink w:history="1" r:id="rIdqlzsvtwsxtcjgpsm5jtcb">
+      <w:hyperlink w:history="1" r:id="rId__yvyq0ukisutez-4kemx">
         <w:r>
           <w:rPr>
             <w:color w:val="0A4FA8"/>
@@ -351,7 +351,7 @@
         </w:numPr>
         <w:spacing w:after="60"/>
       </w:pPr>
-      <w:hyperlink w:history="1" r:id="rId4dqt0gww6azmrpscmql4r">
+      <w:hyperlink w:history="1" r:id="rIdr3f53-smf320zacrthjhy">
         <w:r>
           <w:rPr>
             <w:color w:val="0A4FA8"/>

--- a/resources/dist/mapmaker/sheets/roads-trails-and-rails-west-teacher-notes-en.docx
+++ b/resources/dist/mapmaker/sheets/roads-trails-and-rails-west-teacher-notes-en.docx
@@ -45,7 +45,7 @@
         </w:rPr>
         <w:t xml:space="preserve">Map: </w:t>
       </w:r>
-      <w:hyperlink w:history="1" r:id="rIdvn-97yucvkflco2pfzenb">
+      <w:hyperlink w:history="1" r:id="rId4fmurssz0gjtaokojvszu">
         <w:r>
           <w:rPr>
             <w:color w:val="0A4FA8"/>
@@ -307,7 +307,7 @@
         </w:numPr>
         <w:spacing w:after="60"/>
       </w:pPr>
-      <w:hyperlink w:history="1" r:id="rIdvfgnwq_zt-u1vme0owvf6">
+      <w:hyperlink w:history="1" r:id="rIdho6iydfr1i8gpxxyqt7_n">
         <w:r>
           <w:rPr>
             <w:color w:val="0A4FA8"/>
@@ -329,7 +329,7 @@
         </w:numPr>
         <w:spacing w:after="60"/>
       </w:pPr>
-      <w:hyperlink w:history="1" r:id="rId__yvyq0ukisutez-4kemx">
+      <w:hyperlink w:history="1" r:id="rIdwyv7sro1cxfbyahshs-gp">
         <w:r>
           <w:rPr>
             <w:color w:val="0A4FA8"/>
@@ -351,7 +351,7 @@
         </w:numPr>
         <w:spacing w:after="60"/>
       </w:pPr>
-      <w:hyperlink w:history="1" r:id="rIdr3f53-smf320zacrthjhy">
+      <w:hyperlink w:history="1" r:id="rIdzuqwu_askty1ml0ayqze5">
         <w:r>
           <w:rPr>
             <w:color w:val="0A4FA8"/>

--- a/resources/dist/mapmaker/sheets/roads-trails-and-rails-west-teacher-notes-en.docx
+++ b/resources/dist/mapmaker/sheets/roads-trails-and-rails-west-teacher-notes-en.docx
@@ -45,7 +45,7 @@
         </w:rPr>
         <w:t xml:space="preserve">Map: </w:t>
       </w:r>
-      <w:hyperlink w:history="1" r:id="rId4fmurssz0gjtaokojvszu">
+      <w:hyperlink w:history="1" r:id="rIdnl0bapv9ooqywwqfj3qwp">
         <w:r>
           <w:rPr>
             <w:color w:val="0A4FA8"/>
@@ -307,7 +307,7 @@
         </w:numPr>
         <w:spacing w:after="60"/>
       </w:pPr>
-      <w:hyperlink w:history="1" r:id="rIdho6iydfr1i8gpxxyqt7_n">
+      <w:hyperlink w:history="1" r:id="rId0dgtvk-cg5okm__wqqibe">
         <w:r>
           <w:rPr>
             <w:color w:val="0A4FA8"/>
@@ -329,7 +329,7 @@
         </w:numPr>
         <w:spacing w:after="60"/>
       </w:pPr>
-      <w:hyperlink w:history="1" r:id="rIdwyv7sro1cxfbyahshs-gp">
+      <w:hyperlink w:history="1" r:id="rIdbmwuw0ixkdid0ucg2cty8">
         <w:r>
           <w:rPr>
             <w:color w:val="0A4FA8"/>
@@ -351,7 +351,7 @@
         </w:numPr>
         <w:spacing w:after="60"/>
       </w:pPr>
-      <w:hyperlink w:history="1" r:id="rIdzuqwu_askty1ml0ayqze5">
+      <w:hyperlink w:history="1" r:id="rIdicxoxwzhpruyjncgqhho1">
         <w:r>
           <w:rPr>
             <w:color w:val="0A4FA8"/>
@@ -3251,7 +3251,7 @@
       <w:pStyle w:val="Credits"/>
     </w:pPr>
     <w:r>
-      <w:t xml:space="preserve">Teacher notes: Roads, Trails, and Rails West, 0.7.1. For teachers.</w:t>
+      <w:t xml:space="preserve">Teacher notes: Roads, Trails, and Rails West, 0.7.2. For teachers.</w:t>
     </w:r>
   </w:p>
 </w:ftr>

--- a/resources/dist/mapmaker/sheets/roads-trails-and-rails-west-teacher-notes-en.docx
+++ b/resources/dist/mapmaker/sheets/roads-trails-and-rails-west-teacher-notes-en.docx
@@ -45,7 +45,7 @@
         </w:rPr>
         <w:t xml:space="preserve">Map: </w:t>
       </w:r>
-      <w:hyperlink w:history="1" r:id="rIdnl0bapv9ooqywwqfj3qwp">
+      <w:hyperlink w:history="1" r:id="rIdsq0w4kk4sdjsx8dofmjeu">
         <w:r>
           <w:rPr>
             <w:color w:val="0A4FA8"/>
@@ -307,7 +307,7 @@
         </w:numPr>
         <w:spacing w:after="60"/>
       </w:pPr>
-      <w:hyperlink w:history="1" r:id="rId0dgtvk-cg5okm__wqqibe">
+      <w:hyperlink w:history="1" r:id="rIdwyfcrqjoparpt2ranr3jl">
         <w:r>
           <w:rPr>
             <w:color w:val="0A4FA8"/>
@@ -329,7 +329,7 @@
         </w:numPr>
         <w:spacing w:after="60"/>
       </w:pPr>
-      <w:hyperlink w:history="1" r:id="rIdbmwuw0ixkdid0ucg2cty8">
+      <w:hyperlink w:history="1" r:id="rIdt6vtdmia_af19ld3jnudv">
         <w:r>
           <w:rPr>
             <w:color w:val="0A4FA8"/>
@@ -351,7 +351,7 @@
         </w:numPr>
         <w:spacing w:after="60"/>
       </w:pPr>
-      <w:hyperlink w:history="1" r:id="rIdicxoxwzhpruyjncgqhho1">
+      <w:hyperlink w:history="1" r:id="rId-p7kl9vxe5fzkivlkvoz6">
         <w:r>
           <w:rPr>
             <w:color w:val="0A4FA8"/>

--- a/resources/dist/mapmaker/sheets/roads-trails-and-rails-west-teacher-notes-en.docx
+++ b/resources/dist/mapmaker/sheets/roads-trails-and-rails-west-teacher-notes-en.docx
@@ -45,7 +45,7 @@
         </w:rPr>
         <w:t xml:space="preserve">Map: </w:t>
       </w:r>
-      <w:hyperlink w:history="1" r:id="rIdsq0w4kk4sdjsx8dofmjeu">
+      <w:hyperlink w:history="1" r:id="rId3chdfxsqzgvbqrinrbxyk">
         <w:r>
           <w:rPr>
             <w:color w:val="0A4FA8"/>
@@ -307,7 +307,7 @@
         </w:numPr>
         <w:spacing w:after="60"/>
       </w:pPr>
-      <w:hyperlink w:history="1" r:id="rIdwyfcrqjoparpt2ranr3jl">
+      <w:hyperlink w:history="1" r:id="rIdrxuybaut8qrzoqgptteld">
         <w:r>
           <w:rPr>
             <w:color w:val="0A4FA8"/>
@@ -329,7 +329,7 @@
         </w:numPr>
         <w:spacing w:after="60"/>
       </w:pPr>
-      <w:hyperlink w:history="1" r:id="rIdt6vtdmia_af19ld3jnudv">
+      <w:hyperlink w:history="1" r:id="rIdlbsbuh7vq8j4ohl2mylq_">
         <w:r>
           <w:rPr>
             <w:color w:val="0A4FA8"/>
@@ -351,7 +351,7 @@
         </w:numPr>
         <w:spacing w:after="60"/>
       </w:pPr>
-      <w:hyperlink w:history="1" r:id="rId-p7kl9vxe5fzkivlkvoz6">
+      <w:hyperlink w:history="1" r:id="rIdcti44ay415ste7snyxd1f">
         <w:r>
           <w:rPr>
             <w:color w:val="0A4FA8"/>

--- a/resources/dist/mapmaker/sheets/roads-trails-and-rails-west-teacher-notes-en.docx
+++ b/resources/dist/mapmaker/sheets/roads-trails-and-rails-west-teacher-notes-en.docx
@@ -45,7 +45,7 @@
         </w:rPr>
         <w:t xml:space="preserve">Map: </w:t>
       </w:r>
-      <w:hyperlink w:history="1" r:id="rId3chdfxsqzgvbqrinrbxyk">
+      <w:hyperlink w:history="1" r:id="rId04gxfhbnqmy2fijm0rkca">
         <w:r>
           <w:rPr>
             <w:color w:val="0A4FA8"/>
@@ -307,7 +307,7 @@
         </w:numPr>
         <w:spacing w:after="60"/>
       </w:pPr>
-      <w:hyperlink w:history="1" r:id="rIdrxuybaut8qrzoqgptteld">
+      <w:hyperlink w:history="1" r:id="rId4cipuqssgo_1exevnkyff">
         <w:r>
           <w:rPr>
             <w:color w:val="0A4FA8"/>
@@ -329,7 +329,7 @@
         </w:numPr>
         <w:spacing w:after="60"/>
       </w:pPr>
-      <w:hyperlink w:history="1" r:id="rIdlbsbuh7vq8j4ohl2mylq_">
+      <w:hyperlink w:history="1" r:id="rIdvxm5na9in_-ohwdoq6ofy">
         <w:r>
           <w:rPr>
             <w:color w:val="0A4FA8"/>
@@ -351,7 +351,7 @@
         </w:numPr>
         <w:spacing w:after="60"/>
       </w:pPr>
-      <w:hyperlink w:history="1" r:id="rIdcti44ay415ste7snyxd1f">
+      <w:hyperlink w:history="1" r:id="rId9wjbbbas7fhtoyjggivin">
         <w:r>
           <w:rPr>
             <w:color w:val="0A4FA8"/>
